--- a/watch-output/AI/2026-10-27_Threads_AI時代為什麼Obsidian反而更重要__De9qij5FKBy/2026-10-27_Threads_AI時代為什麼Obsidian反而更重要__De9qij5FKBy_report.docx
+++ b/watch-output/AI/2026-10-27_Threads_AI時代為什麼Obsidian反而更重要__De9qij5FKBy/2026-10-27_Threads_AI時代為什麼Obsidian反而更重要__De9qij5FKBy_report.docx
@@ -54,7 +54,7 @@
           <w:rFonts w:ascii="Microsoft JhengHei" w:hAnsi="Microsoft JhengHei" w:eastAsia="Microsoft JhengHei"/>
           <w:sz w:val="21"/>
         </w:rPr>
-        <w:t>頁數：8 頁（貼文共 10 頁，第 9–10 頁無法取得）</w:t>
+        <w:t>頁數：10 頁（完整）</w:t>
       </w:r>
     </w:p>
     <w:p>
@@ -98,7 +98,7 @@
           <w:rFonts w:ascii="Microsoft JhengHei" w:hAnsi="Microsoft JhengHei" w:eastAsia="Microsoft JhengHei"/>
           <w:sz w:val="21"/>
         </w:rPr>
-        <w:t xml:space="preserve"> #Obsidian #知識管理 #連結 #Wikilink #Markdown #AI協作</w:t>
+        <w:t xml:space="preserve"> #Obsidian #知識管理 #連結 #Wikilink #Markdown #AI協作 #留白</w:t>
       </w:r>
     </w:p>
     <w:p>
@@ -123,7 +123,7 @@
           <w:rFonts w:ascii="Microsoft JhengHei" w:hAnsi="Microsoft JhengHei" w:eastAsia="Microsoft JhengHei"/>
           <w:sz w:val="21"/>
         </w:rPr>
-        <w:t xml:space="preserve"> 王啟樺（Threads @chihua.wang.3；圖頁頁尾署名「Knowledge Notes」）的圖文輪播主張：AI 能大量生成內容，但「真正的價值，不是更多的文字，而是你選擇建立的關係」——Obsidian 把 AI 產物以 Markdown 接住，由人親自建立有意義的 link，才讓內容變成自己的知識（</w:t>
+        <w:t xml:space="preserve"> 王啟樺（Threads @chihua.wang.3；圖頁頁尾署名「Knowledge Notes」）的圖文輪播主張：AI 能大量生成內容，但「真正的價值，不是更多的文字，而是你選擇建立的關係」——Obsidian 把 AI 產物以 Markdown 接住，由人親自建立有意義的 link、並留一塊 AI 不碰的思考區，才讓內容變成自己的知識（</w:t>
       </w:r>
       <w:r>
         <w:rPr>
@@ -463,6 +463,70 @@
           </w:p>
         </w:tc>
       </w:tr>
+      <w:tr>
+        <w:tc>
+          <w:tcPr>
+            <w:tcW w:type="dxa" w:w="4986"/>
+          </w:tcPr>
+          <w:p>
+            <w:r/>
+            <w:r>
+              <w:rPr>
+                <w:rFonts w:ascii="Microsoft JhengHei" w:hAnsi="Microsoft JhengHei" w:eastAsia="Microsoft JhengHei"/>
+                <w:sz w:val="19"/>
+              </w:rPr>
+              <w:t>9</w:t>
+            </w:r>
+          </w:p>
+        </w:tc>
+        <w:tc>
+          <w:tcPr>
+            <w:tcW w:type="dxa" w:w="4986"/>
+          </w:tcPr>
+          <w:p>
+            <w:r/>
+            <w:r>
+              <w:rPr>
+                <w:rFonts w:ascii="Microsoft JhengHei" w:hAnsi="Microsoft JhengHei" w:eastAsia="Microsoft JhengHei"/>
+                <w:sz w:val="19"/>
+              </w:rPr>
+              <w:t>故意留一塊「AI 不碰」的筆記區：摘要、分類、連結、草稿交給 AI；模糊、矛盾、情感、價值判斷與長期思考留給自己（cognitive work）</w:t>
+            </w:r>
+          </w:p>
+        </w:tc>
+      </w:tr>
+      <w:tr>
+        <w:tc>
+          <w:tcPr>
+            <w:tcW w:type="dxa" w:w="4986"/>
+          </w:tcPr>
+          <w:p>
+            <w:r/>
+            <w:r>
+              <w:rPr>
+                <w:rFonts w:ascii="Microsoft JhengHei" w:hAnsi="Microsoft JhengHei" w:eastAsia="Microsoft JhengHei"/>
+                <w:sz w:val="19"/>
+              </w:rPr>
+              <w:t>10</w:t>
+            </w:r>
+          </w:p>
+        </w:tc>
+        <w:tc>
+          <w:tcPr>
+            <w:tcW w:type="dxa" w:w="4986"/>
+          </w:tcPr>
+          <w:p>
+            <w:r/>
+            <w:r>
+              <w:rPr>
+                <w:rFonts w:ascii="Microsoft JhengHei" w:hAnsi="Microsoft JhengHei" w:eastAsia="Microsoft JhengHei"/>
+                <w:sz w:val="19"/>
+              </w:rPr>
+              <w:t>把 AI 的產出轉化成自己的理解：AI 產出 → 用自己的話重寫 → 建立連結 → 形成個人知識世界</w:t>
+            </w:r>
+          </w:p>
+        </w:tc>
+      </w:tr>
     </w:tbl>
     <w:p/>
     <w:p>
@@ -617,7 +681,21 @@
           <w:rFonts w:ascii="Microsoft JhengHei" w:hAnsi="Microsoft JhengHei" w:eastAsia="Microsoft JhengHei"/>
           <w:sz w:val="21"/>
         </w:rPr>
-        <w:t>貼文共 10 頁；使用者提供 1–8 頁，Threads 公開頁只暴露第 1 張圖，第 9–10 頁無法取得，不做推測。</w:t>
+        <w:t xml:space="preserve">貼文共 10 頁，已全部收錄（使用者上傳 1–8 頁；第 9–10 頁與全部 10 頁原圖取自 Threads </w:t>
+      </w:r>
+      <w:r>
+        <w:rPr>
+          <w:rFonts w:ascii="Consolas" w:hAnsi="Consolas" w:eastAsia="Microsoft JhengHei"/>
+          <w:sz w:val="19"/>
+        </w:rPr>
+        <w:t>/embed</w:t>
+      </w:r>
+      <w:r>
+        <w:rPr>
+          <w:rFonts w:ascii="Microsoft JhengHei" w:hAnsi="Microsoft JhengHei" w:eastAsia="Microsoft JhengHei"/>
+          <w:sz w:val="21"/>
+        </w:rPr>
+        <w:t xml:space="preserve"> 頁，1254px）。</w:t>
       </w:r>
     </w:p>
     <w:p>
@@ -711,7 +789,7 @@
           <w:rFonts w:ascii="Microsoft JhengHei" w:hAnsi="Microsoft JhengHei" w:eastAsia="Microsoft JhengHei"/>
           <w:sz w:val="21"/>
         </w:rPr>
-        <w:t xml:space="preserve">缺頁說明與在 Obsidian 實作的對照，見 </w:t>
+        <w:t xml:space="preserve">在 Obsidian 實作的對照，見 </w:t>
       </w:r>
       <w:r>
         <w:rPr>
@@ -803,7 +881,7 @@
         <w:pStyle w:val="Heading3"/>
       </w:pPr>
       <w:r>
-        <w:t>缺頁</w:t>
+        <w:t>取得方式</w:t>
       </w:r>
     </w:p>
     <w:p>
@@ -815,35 +893,21 @@
           <w:rFonts w:ascii="Microsoft JhengHei" w:hAnsi="Microsoft JhengHei" w:eastAsia="Microsoft JhengHei"/>
           <w:sz w:val="21"/>
         </w:rPr>
-        <w:t xml:space="preserve">貼文標示 1/10 至 10/10，本次只收到 1–8 頁（Threads 頁面只公開第 1 張圖，其餘需登入／App）；第 9、10 頁（可能為結論或行動建議）內容未知，取得後請補進 </w:t>
+        <w:t xml:space="preserve">使用者上傳 1–8 頁（1080px）；Threads 主頁 HTML 只含第 1 張圖，但 </w:t>
       </w:r>
       <w:r>
         <w:rPr>
           <w:rFonts w:ascii="Consolas" w:hAnsi="Consolas" w:eastAsia="Microsoft JhengHei"/>
           <w:sz w:val="19"/>
         </w:rPr>
-        <w:t>transcript.md</w:t>
+        <w:t>&lt;貼文網址&gt;/embed</w:t>
       </w:r>
       <w:r>
         <w:rPr>
           <w:rFonts w:ascii="Microsoft JhengHei" w:hAnsi="Microsoft JhengHei" w:eastAsia="Microsoft JhengHei"/>
           <w:sz w:val="21"/>
         </w:rPr>
-        <w:t>、</w:t>
-      </w:r>
-      <w:r>
-        <w:rPr>
-          <w:rFonts w:ascii="Consolas" w:hAnsi="Consolas" w:eastAsia="Microsoft JhengHei"/>
-          <w:sz w:val="19"/>
-        </w:rPr>
-        <w:t>meta.json.slides</w:t>
-      </w:r>
-      <w:r>
-        <w:rPr>
-          <w:rFonts w:ascii="Microsoft JhengHei" w:hAnsi="Microsoft JhengHei" w:eastAsia="Microsoft JhengHei"/>
-          <w:sz w:val="21"/>
-        </w:rPr>
-        <w:t xml:space="preserve"> 與 </w:t>
+        <w:t xml:space="preserve"> 頁含全部 10 張原圖（1254px）。本資料夾 </w:t>
       </w:r>
       <w:r>
         <w:rPr>
@@ -857,7 +921,21 @@
           <w:rFonts w:ascii="Microsoft JhengHei" w:hAnsi="Microsoft JhengHei" w:eastAsia="Microsoft JhengHei"/>
           <w:sz w:val="21"/>
         </w:rPr>
-        <w:t xml:space="preserve"> 再重建。</w:t>
+        <w:t xml:space="preserve"> 已全部改用 </w:t>
+      </w:r>
+      <w:r>
+        <w:rPr>
+          <w:rFonts w:ascii="Consolas" w:hAnsi="Consolas" w:eastAsia="Microsoft JhengHei"/>
+          <w:sz w:val="19"/>
+        </w:rPr>
+        <w:t>/embed</w:t>
+      </w:r>
+      <w:r>
+        <w:rPr>
+          <w:rFonts w:ascii="Microsoft JhengHei" w:hAnsi="Microsoft JhengHei" w:eastAsia="Microsoft JhengHei"/>
+          <w:sz w:val="21"/>
+        </w:rPr>
+        <w:t xml:space="preserve"> 取得的 10 張。</w:t>
       </w:r>
     </w:p>
     <w:p>
@@ -983,6 +1061,30 @@
           <w:rFonts w:ascii="Microsoft JhengHei" w:hAnsi="Microsoft JhengHei" w:eastAsia="Microsoft JhengHei"/>
           <w:sz w:val="21"/>
         </w:rPr>
+        <w:t>筆記裡留一個「我的思考區」，記下為什麼重要、我真正相信什麼、還有哪些可能、下一步，AI 不代寫（第 9 頁）。</w:t>
+      </w:r>
+    </w:p>
+    <w:p>
+      <w:pPr>
+        <w:pStyle w:val="ListBullet"/>
+      </w:pPr>
+      <w:r>
+        <w:rPr>
+          <w:rFonts w:ascii="Microsoft JhengHei" w:hAnsi="Microsoft JhengHei" w:eastAsia="Microsoft JhengHei"/>
+          <w:sz w:val="21"/>
+        </w:rPr>
+        <w:t>把 AI 產出用自己的話重寫、加入個人觀點，再連到既有知識（第 10 頁）。</w:t>
+      </w:r>
+    </w:p>
+    <w:p>
+      <w:pPr>
+        <w:pStyle w:val="ListBullet"/>
+      </w:pPr>
+      <w:r>
+        <w:rPr>
+          <w:rFonts w:ascii="Microsoft JhengHei" w:hAnsi="Microsoft JhengHei" w:eastAsia="Microsoft JhengHei"/>
+          <w:sz w:val="21"/>
+        </w:rPr>
         <w:t>本 repo 的對應功能：</w:t>
       </w:r>
       <w:r>
@@ -1029,7 +1131,7 @@
       <w:r>
         <w:drawing>
           <wp:inline xmlns:a="http://schemas.openxmlformats.org/drawingml/2006/main" xmlns:pic="http://schemas.openxmlformats.org/drawingml/2006/picture">
-            <wp:extent cx="5760000" cy="5331187"/>
+            <wp:extent cx="5760000" cy="6283636"/>
             <wp:docPr id="1" name="Picture 1"/>
             <wp:cNvGraphicFramePr>
               <a:graphicFrameLocks noChangeAspect="1"/>
@@ -1050,7 +1152,7 @@
                   <pic:spPr>
                     <a:xfrm>
                       <a:off x="0" y="0"/>
-                      <a:ext cx="5760000" cy="5331187"/>
+                      <a:ext cx="5760000" cy="6283636"/>
                     </a:xfrm>
                     <a:prstGeom prst="rect"/>
                   </pic:spPr>
@@ -1839,6 +1941,186 @@
     </w:p>
     <w:p>
       <w:pPr>
+        <w:pStyle w:val="Heading3"/>
+      </w:pPr>
+      <w:r>
+        <w:t>第 9 頁：可以故意留一塊「AI 不碰」的筆記區</w:t>
+      </w:r>
+    </w:p>
+    <w:p>
+      <w:pPr>
+        <w:jc w:val="center"/>
+      </w:pPr>
+      <w:r>
+        <w:drawing>
+          <wp:inline xmlns:a="http://schemas.openxmlformats.org/drawingml/2006/main" xmlns:pic="http://schemas.openxmlformats.org/drawingml/2006/picture">
+            <wp:extent cx="3240000" cy="3240000"/>
+            <wp:docPr id="10" name="Picture 10"/>
+            <wp:cNvGraphicFramePr>
+              <a:graphicFrameLocks noChangeAspect="1"/>
+            </wp:cNvGraphicFramePr>
+            <a:graphic>
+              <a:graphicData uri="http://schemas.openxmlformats.org/drawingml/2006/picture">
+                <pic:pic>
+                  <pic:nvPicPr>
+                    <pic:cNvPr id="0" name="image.jpg"/>
+                    <pic:cNvPicPr/>
+                  </pic:nvPicPr>
+                  <pic:blipFill>
+                    <a:blip r:embed="rId22"/>
+                    <a:stretch>
+                      <a:fillRect/>
+                    </a:stretch>
+                  </pic:blipFill>
+                  <pic:spPr>
+                    <a:xfrm>
+                      <a:off x="0" y="0"/>
+                      <a:ext cx="3240000" cy="3240000"/>
+                    </a:xfrm>
+                    <a:prstGeom prst="rect"/>
+                  </pic:spPr>
+                </pic:pic>
+              </a:graphicData>
+            </a:graphic>
+          </wp:inline>
+        </w:drawing>
+      </w:r>
+    </w:p>
+    <w:p>
+      <w:r>
+        <w:rPr>
+          <w:rFonts w:ascii="Microsoft JhengHei" w:hAnsi="Microsoft JhengHei" w:eastAsia="Microsoft JhengHei"/>
+          <w:b/>
+          <w:sz w:val="21"/>
+        </w:rPr>
+        <w:t>重點：</w:t>
+      </w:r>
+      <w:r>
+        <w:rPr>
+          <w:rFonts w:ascii="Microsoft JhengHei" w:hAnsi="Microsoft JhengHei" w:eastAsia="Microsoft JhengHei"/>
+          <w:sz w:val="21"/>
+        </w:rPr>
+        <w:t xml:space="preserve"> AI 擅長摘要整理、分類歸納、比較延伸、連結知識、生成草稿，這些交給 AI 提升效率；另留「我的思考區」處理模糊、矛盾、情感、價值判斷與長期思考，AI 先不要碰。</w:t>
+      </w:r>
+    </w:p>
+    <w:p>
+      <w:r>
+        <w:rPr>
+          <w:rFonts w:ascii="Microsoft JhengHei" w:hAnsi="Microsoft JhengHei" w:eastAsia="Microsoft JhengHei"/>
+          <w:b/>
+          <w:sz w:val="21"/>
+        </w:rPr>
+        <w:t>標籤：</w:t>
+      </w:r>
+      <w:r>
+        <w:rPr>
+          <w:rFonts w:ascii="Microsoft JhengHei" w:hAnsi="Microsoft JhengHei" w:eastAsia="Microsoft JhengHei"/>
+          <w:sz w:val="21"/>
+        </w:rPr>
+        <w:t xml:space="preserve"> #留白 #cognitive work</w:t>
+      </w:r>
+    </w:p>
+    <w:p>
+      <w:r>
+        <w:rPr>
+          <w:rFonts w:ascii="Microsoft JhengHei" w:hAnsi="Microsoft JhengHei" w:eastAsia="Microsoft JhengHei"/>
+          <w:sz w:val="21"/>
+        </w:rPr>
+        <w:t>可以故意留一塊「AI 不碰」的筆記區，讓 AI 處理可整理的知識，保留一塊只屬於你的人類思考空間。左：AI 擅長處理——摘要整理、分類歸納、比較延伸、連結知識、生成草稿 → 交給 AI，提升效率。右：我的思考區（上鎖的虛線框）——為什麼這很重要？我真正相信什麼？還有哪些可能？下一步怎麼做？旁註：這些，AI 先不要碰。這是你的 cognitive work：處理模糊、矛盾、情感、價值判斷與長期思考。理解的邊界：AI 能提供資訊，但真正的理解、意義與選擇，仍來自你自己。結語：工具幫你走得更快，但留白，讓你走得更深。</w:t>
+      </w:r>
+    </w:p>
+    <w:p>
+      <w:pPr>
+        <w:pStyle w:val="Heading3"/>
+      </w:pPr>
+      <w:r>
+        <w:t>第 10 頁：把 AI 的產出，重新轉化成自己的理解</w:t>
+      </w:r>
+    </w:p>
+    <w:p>
+      <w:pPr>
+        <w:jc w:val="center"/>
+      </w:pPr>
+      <w:r>
+        <w:drawing>
+          <wp:inline xmlns:a="http://schemas.openxmlformats.org/drawingml/2006/main" xmlns:pic="http://schemas.openxmlformats.org/drawingml/2006/picture">
+            <wp:extent cx="3240000" cy="3240000"/>
+            <wp:docPr id="11" name="Picture 11"/>
+            <wp:cNvGraphicFramePr>
+              <a:graphicFrameLocks noChangeAspect="1"/>
+            </wp:cNvGraphicFramePr>
+            <a:graphic>
+              <a:graphicData uri="http://schemas.openxmlformats.org/drawingml/2006/picture">
+                <pic:pic>
+                  <pic:nvPicPr>
+                    <pic:cNvPr id="0" name="image.jpg"/>
+                    <pic:cNvPicPr/>
+                  </pic:nvPicPr>
+                  <pic:blipFill>
+                    <a:blip r:embed="rId23"/>
+                    <a:stretch>
+                      <a:fillRect/>
+                    </a:stretch>
+                  </pic:blipFill>
+                  <pic:spPr>
+                    <a:xfrm>
+                      <a:off x="0" y="0"/>
+                      <a:ext cx="3240000" cy="3240000"/>
+                    </a:xfrm>
+                    <a:prstGeom prst="rect"/>
+                  </pic:spPr>
+                </pic:pic>
+              </a:graphicData>
+            </a:graphic>
+          </wp:inline>
+        </w:drawing>
+      </w:r>
+    </w:p>
+    <w:p>
+      <w:r>
+        <w:rPr>
+          <w:rFonts w:ascii="Microsoft JhengHei" w:hAnsi="Microsoft JhengHei" w:eastAsia="Microsoft JhengHei"/>
+          <w:b/>
+          <w:sz w:val="21"/>
+        </w:rPr>
+        <w:t>重點：</w:t>
+      </w:r>
+      <w:r>
+        <w:rPr>
+          <w:rFonts w:ascii="Microsoft JhengHei" w:hAnsi="Microsoft JhengHei" w:eastAsia="Microsoft JhengHei"/>
+          <w:sz w:val="21"/>
+        </w:rPr>
+        <w:t xml:space="preserve"> AI 給的是起點；後續用自己的語言去蕪存菁、重寫並加入個人觀點，再與既有知識串聯，累積成屬於自己的知識世界。</w:t>
+      </w:r>
+    </w:p>
+    <w:p>
+      <w:r>
+        <w:rPr>
+          <w:rFonts w:ascii="Microsoft JhengHei" w:hAnsi="Microsoft JhengHei" w:eastAsia="Microsoft JhengHei"/>
+          <w:b/>
+          <w:sz w:val="21"/>
+        </w:rPr>
+        <w:t>標籤：</w:t>
+      </w:r>
+      <w:r>
+        <w:rPr>
+          <w:rFonts w:ascii="Microsoft JhengHei" w:hAnsi="Microsoft JhengHei" w:eastAsia="Microsoft JhengHei"/>
+          <w:sz w:val="21"/>
+        </w:rPr>
+        <w:t xml:space="preserve"> #改寫 #個人知識世界</w:t>
+      </w:r>
+    </w:p>
+    <w:p>
+      <w:r>
+        <w:rPr>
+          <w:rFonts w:ascii="Microsoft JhengHei" w:hAnsi="Microsoft JhengHei" w:eastAsia="Microsoft JhengHei"/>
+          <w:sz w:val="21"/>
+        </w:rPr>
+        <w:t>把 AI 的產出，重新轉化成自己的理解，AI 給你的是起點，真正的價值，來自你後續的整理、連結與思考。AI 的產出：提供初步的想法、摘要與觀點（AI 生成內容）。重新寫作與整理：用自己的語言改寫、篩選與重組；去蕪存菁、用自己的話重寫、加入個人觀點。建立連結：和既有知識串聯，找到更大的脈絡；核心概念連相關理論、延伸問題、實際應用、不同觀點。形成個人知識世界：持續累積，讓知識真正屬於你，並支持未來的思考與創造；更深的理解、跨領域的連結、持續成長的思考能力、屬於自己的觀點。結語：AI 可以幫你走得更快，但最遠的路，仍由你自己走出來。</w:t>
+      </w:r>
+    </w:p>
+    <w:p>
+      <w:pPr>
         <w:pStyle w:val="Heading2"/>
       </w:pPr>
       <w:r>
@@ -1856,7 +2138,7 @@
         </w:rPr>
         <w:t>補充資料檔：</w:t>
       </w:r>
-      <w:hyperlink r:id="rId22">
+      <w:hyperlink r:id="rId24">
         <w:r>
           <w:rPr>
             <w:rStyle w:val="Hyperlink"/>
